--- a/docs/acrme_design_change_and_fdd_tdd_plan.docx
+++ b/docs/acrme_design_change_and_fdd_tdd_plan.docx
@@ -354,7 +354,7 @@
               <w:t xml:space="preserve"> </w:t>
             </w:r>
             <w:r>
-              <w:t xml:space="preserve">(PRR + Final Architecture, §1–§45)</w:t>
+              <w:t xml:space="preserve">(PRR + Final Architecture, Section 1–Section 45)</w:t>
             </w:r>
           </w:p>
         </w:tc>
@@ -950,7 +950,7 @@
         <w:t xml:space="preserve"> </w:t>
       </w:r>
       <w:r>
-        <w:t xml:space="preserve">PRR/architecture (§27 region tables, cross-geo extension paths, VR-6, HC-10 references, the Mermaid Middle-East decision tree, capacity-planning notes — ~15 occurrences), executive design (§6 region table), ADRs, hard constraints reference. Calc logic already corrected.</w:t>
+        <w:t xml:space="preserve">PRR/architecture (Section 27 region tables, cross-geo extension paths, VR-6, HC-10 references, the Mermaid Middle-East decision tree, capacity-planning notes — ~15 occurrences), executive design (Section 6 region table), ADRs, hard constraints reference. Calc logic already corrected.</w:t>
       </w:r>
     </w:p>
     <w:bookmarkEnd w:id="21"/>
@@ -1130,7 +1130,7 @@
         <w:t xml:space="preserve"> </w:t>
       </w:r>
       <w:r>
-        <w:t xml:space="preserve">against distributed portions; update PRR §26 (formulas), §31 (DR activation), §12A linkage.</w:t>
+        <w:t xml:space="preserve">against distributed portions; update PRR Section 26 (formulas), Section 31 (DR activation), Section 12A linkage.</w:t>
       </w:r>
     </w:p>
     <w:bookmarkEnd w:id="22"/>
@@ -1184,7 +1184,7 @@
         <w:t xml:space="preserve"> </w:t>
       </w:r>
       <w:r>
-        <w:t xml:space="preserve">source regions. Add to ADR-003/new ADR-005 and to the logical architecture (PRR §23, §31).</w:t>
+        <w:t xml:space="preserve">source regions. Add to ADR-003/new ADR-005 and to the logical architecture (PRR Section 23, Section 31).</w:t>
       </w:r>
     </w:p>
     <w:bookmarkEnd w:id="23"/>
@@ -1237,7 +1237,7 @@
         <w:t xml:space="preserve"> </w:t>
       </w:r>
       <w:r>
-        <w:t xml:space="preserve">(DAT-002) and to the data architecture (PRR §34), state model (§29), ADR-003/005, and UML summary. It is the reverse view of the seed record and drives standby activation.</w:t>
+        <w:t xml:space="preserve">(DAT-002) and to the data architecture (PRR Section 34), state model (Section 29), ADR-003/005, and UML summary. It is the reverse view of the seed record and drives standby activation.</w:t>
       </w:r>
     </w:p>
     <w:bookmarkEnd w:id="24"/>
@@ -1307,7 +1307,7 @@
         <w:t xml:space="preserve"> </w:t>
       </w:r>
       <w:r>
-        <w:t xml:space="preserve">sequence (DR-006), reversible on failback (DR-013). Add to ADR-003 and PRR §31; add runbook (OPS-001).</w:t>
+        <w:t xml:space="preserve">sequence (DR-006), reversible on failback (DR-013). Add to ADR-003 and PRR Section 31; add runbook (OPS-001).</w:t>
       </w:r>
     </w:p>
     <w:bookmarkEnd w:id="25"/>
@@ -1373,7 +1373,7 @@
         <w:t xml:space="preserve"> </w:t>
       </w:r>
       <w:r>
-        <w:t xml:space="preserve">workflow. Add to ADR-001, PRR §29/§34, UML summary.</w:t>
+        <w:t xml:space="preserve">workflow. Add to ADR-001, PRR Section 29/Section 34, UML summary.</w:t>
       </w:r>
     </w:p>
     <w:bookmarkEnd w:id="26"/>
@@ -1493,7 +1493,7 @@
         <w:t xml:space="preserve"> </w:t>
       </w:r>
       <w:r>
-        <w:t xml:space="preserve">double-counted as both live CVAL and available DR headroom. ADR-003, PRR §31/§34.</w:t>
+        <w:t xml:space="preserve">double-counted as both live CVAL and available DR headroom. ADR-003, PRR Section 31/Section 34.</w:t>
       </w:r>
     </w:p>
     <w:bookmarkEnd w:id="28"/>
@@ -1760,7 +1760,7 @@
         <w:t xml:space="preserve">VALIDATION_REQUIRED</w:t>
       </w:r>
       <w:r>
-        <w:t xml:space="preserve">) → ADR-001, API architecture §35.</w:t>
+        <w:t xml:space="preserve">) → ADR-001, API architecture Section 35.</w:t>
       </w:r>
     </w:p>
     <w:p>
@@ -2102,7 +2102,7 @@
               <w:jc w:val="left"/>
             </w:pPr>
             <w:r>
-              <w:t xml:space="preserve">Distributed DR Reference Model — §12A topology,</w:t>
+              <w:t xml:space="preserve">Distributed DR Reference Model — Section 12A topology,</w:t>
             </w:r>
             <w:r>
               <w:t xml:space="preserve"> </w:t>
@@ -2321,7 +2321,7 @@
         <w:t xml:space="preserve"> </w:t>
       </w:r>
       <w:r>
-        <w:t xml:space="preserve">Requirements Baseline v2.2; Executive Design Document; PRR Part II (§19–§22, §27, §30, §31); Calculation Logic Reference (functional formulas only).</w:t>
+        <w:t xml:space="preserve">Requirements Baseline v2.2; Executive Design Document; PRR Part II (Section 19–Section 22, Section 27, Section 30, Section 31); Calculation Logic Reference (functional formulas only).</w:t>
       </w:r>
     </w:p>
     <w:bookmarkStart w:id="34" w:name="b.1-proposed-structure"/>
@@ -2342,7 +2342,7 @@
         <w:pStyle w:val="Compact"/>
       </w:pPr>
       <w:r>
-        <w:t xml:space="preserve">Introduction — purpose, audience, scope (in/out per §5), definitions (§4), traceability approach.</w:t>
+        <w:t xml:space="preserve">Introduction — purpose, audience, scope (in/out per Section 5), definitions (Section 4), traceability approach.</w:t>
       </w:r>
     </w:p>
     <w:p>
@@ -2474,7 +2474,7 @@
         <w:pStyle w:val="Compact"/>
       </w:pPr>
       <w:r>
-        <w:t xml:space="preserve">Acceptance criteria mapping (§20 → FDD sections).</w:t>
+        <w:t xml:space="preserve">Acceptance criteria mapping (Section 20 → FDD sections).</w:t>
       </w:r>
     </w:p>
     <w:p>
@@ -2486,7 +2486,7 @@
         <w:pStyle w:val="Compact"/>
       </w:pPr>
       <w:r>
-        <w:t xml:space="preserve">Assumptions, decisions, POC dependencies (§22–§24).</w:t>
+        <w:t xml:space="preserve">Assumptions, decisions, POC dependencies (Section 22–Section 24).</w:t>
       </w:r>
     </w:p>
     <w:p>
@@ -2774,7 +2774,7 @@
               <w:jc w:val="left"/>
             </w:pPr>
             <w:r>
-              <w:t xml:space="preserve">Distributed DR Reference Model (§12A)</w:t>
+              <w:t xml:space="preserve">Distributed DR Reference Model (Section 12A)</w:t>
             </w:r>
           </w:p>
         </w:tc>
@@ -2954,7 +2954,7 @@
         <w:t xml:space="preserve"> </w:t>
       </w:r>
       <w:r>
-        <w:t xml:space="preserve">PRR Part II (§23–§39) &amp; Part III (§40–§43); ADRs (post-update, incl. ADR-005); Calculation Logic Reference; UML class diagrams; Hard Constraints; Security &amp; RBAC guide.</w:t>
+        <w:t xml:space="preserve">PRR Part II (Section 23–Section 39) &amp; Part III (Section 40–Section 43); ADRs (post-update, incl. ADR-005); Calculation Logic Reference; UML class diagrams; Hard Constraints; Security &amp; RBAC guide.</w:t>
       </w:r>
     </w:p>
     <w:bookmarkStart w:id="37" w:name="c.1-proposed-structure"/>
@@ -2987,7 +2987,7 @@
         <w:pStyle w:val="Compact"/>
       </w:pPr>
       <w:r>
-        <w:t xml:space="preserve">Architecture overview — principles/rationale (§20), constraints (§21).</w:t>
+        <w:t xml:space="preserve">Architecture overview — principles/rationale (Section 20), constraints (Section 21).</w:t>
       </w:r>
     </w:p>
     <w:p>
@@ -2999,7 +2999,7 @@
         <w:pStyle w:val="Compact"/>
       </w:pPr>
       <w:r>
-        <w:t xml:space="preserve">Logical component architecture (§23) — inventory collector, reconciler, placement/scoring engine, quota-pool manager, DR orchestrator, readiness API, state store, config/scope-file service.</w:t>
+        <w:t xml:space="preserve">Logical component architecture (Section 23) — inventory collector, reconciler, placement/scoring engine, quota-pool manager, DR orchestrator, readiness API, state store, config/scope-file service.</w:t>
       </w:r>
     </w:p>
     <w:p>
@@ -3023,7 +3023,7 @@
         <w:pStyle w:val="Compact"/>
       </w:pPr>
       <w:r>
-        <w:t xml:space="preserve">Topology — management group/subscription model (§24); CRG hierarchy &amp; sharing incl. zone-alignment FC-06 (§25); quota-group architecture + single-pool decision (§26, QUA-004).</w:t>
+        <w:t xml:space="preserve">Topology — management group/subscription model (Section 24); CRG hierarchy &amp; sharing incl. zone-alignment FC-06 (Section 25); quota-group architecture + single-pool decision (Section 26, QUA-004).</w:t>
       </w:r>
     </w:p>
     <w:p>
@@ -3035,7 +3035,7 @@
         <w:pStyle w:val="Compact"/>
       </w:pPr>
       <w:r>
-        <w:t xml:space="preserve">Data architecture (§34, DAT-001…006) — entity model incl. </w:t>
+        <w:t xml:space="preserve">Data architecture (Section 34, DAT-001…006) — entity model incl. </w:t>
       </w:r>
       <w:r>
         <w:rPr>
@@ -3082,7 +3082,7 @@
         <w:pStyle w:val="Compact"/>
       </w:pPr>
       <w:r>
-        <w:t xml:space="preserve">State model &amp; concurrency (§29, NFR-002/007) — five-state engine machine, optimistic concurrency, reservation-of-intent.</w:t>
+        <w:t xml:space="preserve">State model &amp; concurrency (Section 29, NFR-002/007) — five-state engine machine, optimistic concurrency, reservation-of-intent.</w:t>
       </w:r>
     </w:p>
     <w:p>
@@ -3094,7 +3094,7 @@
         <w:pStyle w:val="Compact"/>
       </w:pPr>
       <w:r>
-        <w:t xml:space="preserve">Placement scoring &amp; forecasting (§28) — PS_Prod / PS_NonProd / PS_DR, weights α=0.30/β=0.20/γ=0.25/δ=0.15/ε=0.10, normalization, determinism/replay.</w:t>
+        <w:t xml:space="preserve">Placement scoring &amp; forecasting (Section 28) — PS_Prod / PS_NonProd / PS_DR, weights α=0.30/β=0.20/γ=0.25/δ=0.15/ε=0.10, normalization, determinism/replay.</w:t>
       </w:r>
     </w:p>
     <w:p>
@@ -3106,7 +3106,7 @@
         <w:pStyle w:val="Compact"/>
       </w:pPr>
       <w:r>
-        <w:t xml:space="preserve">DR sizing &amp; activation algorithms (§31, App. A.6/A.7/A.8, App. D) — max-not-sum, overcommit ratio, gap; standby activation waves; staged acquisition (DR-006); tier escalation (§32).</w:t>
+        <w:t xml:space="preserve">DR sizing &amp; activation algorithms (Section 31, App. A.6/A.7/A.8, App. D) — max-not-sum, overcommit ratio, gap; standby activation waves; staged acquisition (DR-006); tier escalation (Section 32).</w:t>
       </w:r>
     </w:p>
     <w:p>
@@ -3118,7 +3118,7 @@
         <w:pStyle w:val="Compact"/>
       </w:pPr>
       <w:r>
-        <w:t xml:space="preserve">Steady-state capacity lifecycle (§30) — 10-step sequence.</w:t>
+        <w:t xml:space="preserve">Steady-state capacity lifecycle (Section 30) — 10-step sequence.</w:t>
       </w:r>
     </w:p>
     <w:p>
@@ -3130,7 +3130,7 @@
         <w:pStyle w:val="Compact"/>
       </w:pPr>
       <w:r>
-        <w:t xml:space="preserve">API architecture (§35, INT-001…007) — request/response contracts, idempotency keys, error/readiness codes.</w:t>
+        <w:t xml:space="preserve">API architecture (Section 35, INT-001…007) — request/response contracts, idempotency keys, error/readiness codes.</w:t>
       </w:r>
     </w:p>
     <w:p>
@@ -3142,7 +3142,7 @@
         <w:pStyle w:val="Compact"/>
       </w:pPr>
       <w:r>
-        <w:t xml:space="preserve">Security — RBAC &amp; managed identity (§36, GOV-001…009), break-glass, secrets.</w:t>
+        <w:t xml:space="preserve">Security — RBAC &amp; managed identity (Section 36, GOV-001…009), break-glass, secrets.</w:t>
       </w:r>
     </w:p>
     <w:p>
@@ -3154,7 +3154,7 @@
         <w:pStyle w:val="Compact"/>
       </w:pPr>
       <w:r>
-        <w:t xml:space="preserve">Observability implementation (§37, OBS-001…005) — metrics incl. per-destination DR max-source coverage; alerts; dashboards incl. source↔destination mapping.</w:t>
+        <w:t xml:space="preserve">Observability implementation (Section 37, OBS-001…005) — metrics incl. per-destination DR max-source coverage; alerts; dashboards incl. source↔destination mapping.</w:t>
       </w:r>
     </w:p>
     <w:p>
@@ -3166,7 +3166,7 @@
         <w:pStyle w:val="Compact"/>
       </w:pPr>
       <w:r>
-        <w:t xml:space="preserve">NFRs &amp; resilience (§38, NFR-001…010) — throttling resilience, degraded mode, simulation/dry-run incl. DR failover simulation.</w:t>
+        <w:t xml:space="preserve">NFRs &amp; resilience (Section 38, NFR-001…010) — throttling resilience, degraded mode, simulation/dry-run incl. DR failover simulation.</w:t>
       </w:r>
     </w:p>
     <w:p>
@@ -3178,7 +3178,7 @@
         <w:pStyle w:val="Compact"/>
       </w:pPr>
       <w:r>
-        <w:t xml:space="preserve">Integration — AKS/VMSS &amp; AEP (§33, §6 review).</w:t>
+        <w:t xml:space="preserve">Integration — AKS/VMSS &amp; AEP (Section 33, Section 6 review).</w:t>
       </w:r>
     </w:p>
     <w:p>
@@ -3190,7 +3190,7 @@
         <w:pStyle w:val="Compact"/>
       </w:pPr>
       <w:r>
-        <w:t xml:space="preserve">POC &amp; validation dependencies (§42) — POC-001 (sharing quota), POC-006 (DR topology), POC-007 (bootstrap sizing), POC-011 (max-not-sum overcommit safety); gating.</w:t>
+        <w:t xml:space="preserve">POC &amp; validation dependencies (Section 42) — POC-001 (sharing quota), POC-006 (DR topology), POC-007 (bootstrap sizing), POC-011 (max-not-sum overcommit safety); gating.</w:t>
       </w:r>
     </w:p>
     <w:p>
@@ -3325,7 +3325,7 @@
               <w:jc w:val="left"/>
             </w:pPr>
             <w:r>
-              <w:t xml:space="preserve">§23</w:t>
+              <w:t xml:space="preserve">Section 23</w:t>
             </w:r>
           </w:p>
         </w:tc>
@@ -3375,7 +3375,7 @@
               <w:jc w:val="left"/>
             </w:pPr>
             <w:r>
-              <w:t xml:space="preserve">§24</w:t>
+              <w:t xml:space="preserve">Section 24</w:t>
             </w:r>
           </w:p>
         </w:tc>
@@ -3425,7 +3425,7 @@
               <w:jc w:val="left"/>
             </w:pPr>
             <w:r>
-              <w:t xml:space="preserve">§25</w:t>
+              <w:t xml:space="preserve">Section 25</w:t>
             </w:r>
           </w:p>
         </w:tc>
@@ -3475,7 +3475,7 @@
               <w:jc w:val="left"/>
             </w:pPr>
             <w:r>
-              <w:t xml:space="preserve">§26; reuse</w:t>
+              <w:t xml:space="preserve">Section 26; reuse</w:t>
             </w:r>
             <w:r>
               <w:t xml:space="preserve"> </w:t>
@@ -3550,7 +3550,7 @@
               <w:jc w:val="left"/>
             </w:pPr>
             <w:r>
-              <w:t xml:space="preserve">§34, DAT-002</w:t>
+              <w:t xml:space="preserve">Section 34, DAT-002</w:t>
             </w:r>
           </w:p>
         </w:tc>
@@ -3600,7 +3600,7 @@
               <w:jc w:val="left"/>
             </w:pPr>
             <w:r>
-              <w:t xml:space="preserve">§29; reuse</w:t>
+              <w:t xml:space="preserve">Section 29; reuse</w:t>
             </w:r>
             <w:r>
               <w:t xml:space="preserve"> </w:t>
@@ -3777,7 +3777,7 @@
               <w:jc w:val="left"/>
             </w:pPr>
             <w:r>
-              <w:t xml:space="preserve">§30; reuse</w:t>
+              <w:t xml:space="preserve">Section 30; reuse</w:t>
             </w:r>
             <w:r>
               <w:t xml:space="preserve"> </w:t>
@@ -3836,7 +3836,7 @@
               <w:jc w:val="left"/>
             </w:pPr>
             <w:r>
-              <w:t xml:space="preserve">§32; reuse</w:t>
+              <w:t xml:space="preserve">Section 32; reuse</w:t>
             </w:r>
             <w:r>
               <w:t xml:space="preserve"> </w:t>
@@ -3902,7 +3902,7 @@
               <w:t xml:space="preserve">new</w:t>
             </w:r>
             <w:r>
-              <w:t xml:space="preserve">, §31</w:t>
+              <w:t xml:space="preserve">, Section 31</w:t>
             </w:r>
           </w:p>
         </w:tc>
@@ -3985,7 +3985,7 @@
               <w:jc w:val="left"/>
             </w:pPr>
             <w:r>
-              <w:t xml:space="preserve">Distributed DR Reference Model (§12A)</w:t>
+              <w:t xml:space="preserve">Distributed DR Reference Model (Section 12A)</w:t>
             </w:r>
           </w:p>
         </w:tc>
@@ -4022,7 +4022,7 @@
               <w:jc w:val="left"/>
             </w:pPr>
             <w:r>
-              <w:t xml:space="preserve">§12A</w:t>
+              <w:t xml:space="preserve">Section 12A</w:t>
             </w:r>
           </w:p>
         </w:tc>
@@ -4420,7 +4420,7 @@
         <w:t xml:space="preserve"> </w:t>
       </w:r>
       <w:r>
-        <w:t xml:space="preserve">model, or whether the two-group model is retained with documented justification. This changes ADR-002, TDD §5, and quota diagrams.</w:t>
+        <w:t xml:space="preserve">model, or whether the two-group model is retained with documented justification. This changes ADR-002, TDD Section 5, and quota diagrams.</w:t>
       </w:r>
     </w:p>
     <w:p>
